--- a/ShopSleek_Highly_Visual_Documentation.docx
+++ b/ShopSleek_Highly_Visual_Documentation.docx
@@ -8152,14 +8152,6 @@
       </w:tr>
     </w:tbl>
     <w:p/>
-    <w:p>
-      <w:pPr>
-        <w:pStyle w:val="Heading2"/>
-      </w:pPr>
-      <w:r>
-        <w:t>Future Feature Assessment</w:t>
-      </w:r>
-    </w:p>
     <w:tbl>
       <w:tblPr>
         <w:tblStyle w:val="TableGrid"/>
@@ -8168,24 +8160,14 @@
         <w:tblLook w:firstColumn="1" w:firstRow="1" w:lastColumn="0" w:lastRow="0" w:noHBand="0" w:noVBand="1" w:val="04A0"/>
       </w:tblPr>
       <w:tblGrid>
-        <w:gridCol w:w="1728"/>
-        <w:gridCol w:w="1728"/>
-        <w:gridCol w:w="1728"/>
-        <w:gridCol w:w="1728"/>
-        <w:gridCol w:w="1728"/>
+        <w:gridCol w:w="1440"/>
+        <w:gridCol w:w="2160"/>
+        <w:gridCol w:w="5040"/>
       </w:tblGrid>
       <w:tr>
         <w:tc>
           <w:tcPr>
-            <w:tcW w:type="dxa" w:w="1728"/>
-          </w:tcPr>
-          <w:p>
-            <w:r/>
-          </w:p>
-        </w:tc>
-        <w:tc>
-          <w:tcPr>
-            <w:tcW w:type="dxa" w:w="1728"/>
+            <w:tcW w:type="dxa" w:w="2880"/>
             <w:shd w:fill="3498DB"/>
           </w:tcPr>
           <w:p>
@@ -8196,15 +8178,15 @@
               <w:rPr>
                 <w:b/>
                 <w:color w:val="FFFFFF"/>
-                <w:sz w:val="22"/>
-              </w:rPr>
-              <w:t>Mobile Apps</w:t>
-            </w:r>
-          </w:p>
-        </w:tc>
-        <w:tc>
-          <w:tcPr>
-            <w:tcW w:type="dxa" w:w="1728"/>
+                <w:sz w:val="24"/>
+              </w:rPr>
+              <w:t>Timeline</w:t>
+            </w:r>
+          </w:p>
+        </w:tc>
+        <w:tc>
+          <w:tcPr>
+            <w:tcW w:type="dxa" w:w="2880"/>
             <w:shd w:fill="3498DB"/>
           </w:tcPr>
           <w:p>
@@ -8215,15 +8197,15 @@
               <w:rPr>
                 <w:b/>
                 <w:color w:val="FFFFFF"/>
-                <w:sz w:val="22"/>
-              </w:rPr>
-              <w:t>AI Recommendations</w:t>
-            </w:r>
-          </w:p>
-        </w:tc>
-        <w:tc>
-          <w:tcPr>
-            <w:tcW w:type="dxa" w:w="1728"/>
+                <w:sz w:val="24"/>
+              </w:rPr>
+              <w:t>Feature</w:t>
+            </w:r>
+          </w:p>
+        </w:tc>
+        <w:tc>
+          <w:tcPr>
+            <w:tcW w:type="dxa" w:w="2880"/>
             <w:shd w:fill="3498DB"/>
           </w:tcPr>
           <w:p>
@@ -8234,28 +8216,9 @@
               <w:rPr>
                 <w:b/>
                 <w:color w:val="FFFFFF"/>
-                <w:sz w:val="22"/>
-              </w:rPr>
-              <w:t>Voice Commerce</w:t>
-            </w:r>
-          </w:p>
-        </w:tc>
-        <w:tc>
-          <w:tcPr>
-            <w:tcW w:type="dxa" w:w="1728"/>
-            <w:shd w:fill="3498DB"/>
-          </w:tcPr>
-          <w:p>
-            <w:pPr>
-              <w:jc w:val="center"/>
-            </w:pPr>
-            <w:r>
-              <w:rPr>
-                <w:b/>
-                <w:color w:val="FFFFFF"/>
-                <w:sz w:val="22"/>
-              </w:rPr>
-              <w:t>AR Shopping</w:t>
+                <w:sz w:val="24"/>
+              </w:rPr>
+              <w:t>Description</w:t>
             </w:r>
           </w:p>
         </w:tc>
@@ -8263,87 +8226,38 @@
       <w:tr>
         <w:tc>
           <w:tcPr>
-            <w:tcW w:type="dxa" w:w="1728"/>
+            <w:tcW w:type="dxa" w:w="2880"/>
             <w:shd w:fill="ECF0F1"/>
           </w:tcPr>
           <w:p>
             <w:pPr>
-              <w:jc w:val="left"/>
-            </w:pPr>
+              <w:jc w:val="center"/>
+            </w:pPr>
+            <w:r>
+              <w:t>2025 Q3-Q4</w:t>
+            </w:r>
+          </w:p>
+        </w:tc>
+        <w:tc>
+          <w:tcPr>
+            <w:tcW w:type="dxa" w:w="2880"/>
+          </w:tcPr>
+          <w:p>
             <w:r>
               <w:rPr>
                 <w:b/>
-                <w:sz w:val="20"/>
-              </w:rPr>
-              <w:t>Customer Value</w:t>
-            </w:r>
-          </w:p>
-        </w:tc>
-        <w:tc>
-          <w:tcPr>
-            <w:tcW w:type="dxa" w:w="1728"/>
-          </w:tcPr>
-          <w:p>
-            <w:pPr>
-              <w:jc w:val="center"/>
-            </w:pPr>
-            <w:r>
-              <w:rPr>
-                <w:color w:val="2ECC71"/>
-                <w:sz w:val="20"/>
-              </w:rPr>
-              <w:t>★★★★★</w:t>
-            </w:r>
-          </w:p>
-        </w:tc>
-        <w:tc>
-          <w:tcPr>
-            <w:tcW w:type="dxa" w:w="1728"/>
-          </w:tcPr>
-          <w:p>
-            <w:pPr>
-              <w:jc w:val="center"/>
-            </w:pPr>
-            <w:r>
-              <w:rPr>
-                <w:color w:val="2ECC71"/>
-                <w:sz w:val="20"/>
-              </w:rPr>
-              <w:t>★★★★☆</w:t>
-            </w:r>
-          </w:p>
-        </w:tc>
-        <w:tc>
-          <w:tcPr>
-            <w:tcW w:type="dxa" w:w="1728"/>
-          </w:tcPr>
-          <w:p>
-            <w:pPr>
-              <w:jc w:val="center"/>
-            </w:pPr>
-            <w:r>
-              <w:rPr>
-                <w:color w:val="F1C40F"/>
-                <w:sz w:val="20"/>
-              </w:rPr>
-              <w:t>★★★☆☆</w:t>
-            </w:r>
-          </w:p>
-        </w:tc>
-        <w:tc>
-          <w:tcPr>
-            <w:tcW w:type="dxa" w:w="1728"/>
-          </w:tcPr>
-          <w:p>
-            <w:pPr>
-              <w:jc w:val="center"/>
-            </w:pPr>
-            <w:r>
-              <w:rPr>
-                <w:color w:val="2ECC71"/>
-                <w:sz w:val="20"/>
-              </w:rPr>
-              <w:t>★★★★★</w:t>
+              </w:rPr>
+              <w:t>Mobile Applications</w:t>
+            </w:r>
+          </w:p>
+        </w:tc>
+        <w:tc>
+          <w:tcPr>
+            <w:tcW w:type="dxa" w:w="2880"/>
+          </w:tcPr>
+          <w:p>
+            <w:r>
+              <w:t>Native Android and iOS apps with offline capabilities, push notifications, and synchronized user accounts across devices.</w:t>
             </w:r>
           </w:p>
         </w:tc>
@@ -8351,87 +8265,38 @@
       <w:tr>
         <w:tc>
           <w:tcPr>
-            <w:tcW w:type="dxa" w:w="1728"/>
+            <w:tcW w:type="dxa" w:w="2880"/>
             <w:shd w:fill="ECF0F1"/>
           </w:tcPr>
           <w:p>
             <w:pPr>
-              <w:jc w:val="left"/>
-            </w:pPr>
+              <w:jc w:val="center"/>
+            </w:pPr>
+            <w:r>
+              <w:t>2026 Q1</w:t>
+            </w:r>
+          </w:p>
+        </w:tc>
+        <w:tc>
+          <w:tcPr>
+            <w:tcW w:type="dxa" w:w="2880"/>
+          </w:tcPr>
+          <w:p>
             <w:r>
               <w:rPr>
                 <w:b/>
-                <w:sz w:val="20"/>
-              </w:rPr>
-              <w:t>Technical Complexity</w:t>
-            </w:r>
-          </w:p>
-        </w:tc>
-        <w:tc>
-          <w:tcPr>
-            <w:tcW w:type="dxa" w:w="1728"/>
-          </w:tcPr>
-          <w:p>
-            <w:pPr>
-              <w:jc w:val="center"/>
-            </w:pPr>
-            <w:r>
-              <w:rPr>
-                <w:color w:val="F1C40F"/>
-                <w:sz w:val="20"/>
-              </w:rPr>
-              <w:t>★★★☆☆</w:t>
-            </w:r>
-          </w:p>
-        </w:tc>
-        <w:tc>
-          <w:tcPr>
-            <w:tcW w:type="dxa" w:w="1728"/>
-          </w:tcPr>
-          <w:p>
-            <w:pPr>
-              <w:jc w:val="center"/>
-            </w:pPr>
-            <w:r>
-              <w:rPr>
-                <w:color w:val="2ECC71"/>
-                <w:sz w:val="20"/>
-              </w:rPr>
-              <w:t>★★★★★</w:t>
-            </w:r>
-          </w:p>
-        </w:tc>
-        <w:tc>
-          <w:tcPr>
-            <w:tcW w:type="dxa" w:w="1728"/>
-          </w:tcPr>
-          <w:p>
-            <w:pPr>
-              <w:jc w:val="center"/>
-            </w:pPr>
-            <w:r>
-              <w:rPr>
-                <w:color w:val="2ECC71"/>
-                <w:sz w:val="20"/>
-              </w:rPr>
-              <w:t>★★★★☆</w:t>
-            </w:r>
-          </w:p>
-        </w:tc>
-        <w:tc>
-          <w:tcPr>
-            <w:tcW w:type="dxa" w:w="1728"/>
-          </w:tcPr>
-          <w:p>
-            <w:pPr>
-              <w:jc w:val="center"/>
-            </w:pPr>
-            <w:r>
-              <w:rPr>
-                <w:color w:val="2ECC71"/>
-                <w:sz w:val="20"/>
-              </w:rPr>
-              <w:t>★★★★★</w:t>
+              </w:rPr>
+              <w:t>AI Recommendations</w:t>
+            </w:r>
+          </w:p>
+        </w:tc>
+        <w:tc>
+          <w:tcPr>
+            <w:tcW w:type="dxa" w:w="2880"/>
+          </w:tcPr>
+          <w:p>
+            <w:r>
+              <w:t>Personalized product suggestions using machine learning algorithms based on browsing history, purchase patterns, and similar user behaviors.</w:t>
             </w:r>
           </w:p>
         </w:tc>
@@ -8439,263 +8304,38 @@
       <w:tr>
         <w:tc>
           <w:tcPr>
-            <w:tcW w:type="dxa" w:w="1728"/>
+            <w:tcW w:type="dxa" w:w="2880"/>
             <w:shd w:fill="ECF0F1"/>
           </w:tcPr>
           <w:p>
             <w:pPr>
-              <w:jc w:val="left"/>
-            </w:pPr>
+              <w:jc w:val="center"/>
+            </w:pPr>
+            <w:r>
+              <w:t>2026 Q2-Q3</w:t>
+            </w:r>
+          </w:p>
+        </w:tc>
+        <w:tc>
+          <w:tcPr>
+            <w:tcW w:type="dxa" w:w="2880"/>
+          </w:tcPr>
+          <w:p>
             <w:r>
               <w:rPr>
                 <w:b/>
-                <w:sz w:val="20"/>
-              </w:rPr>
-              <w:t>Market Demand</w:t>
-            </w:r>
-          </w:p>
-        </w:tc>
-        <w:tc>
-          <w:tcPr>
-            <w:tcW w:type="dxa" w:w="1728"/>
-          </w:tcPr>
-          <w:p>
-            <w:pPr>
-              <w:jc w:val="center"/>
-            </w:pPr>
-            <w:r>
-              <w:rPr>
-                <w:color w:val="2ECC71"/>
-                <w:sz w:val="20"/>
-              </w:rPr>
-              <w:t>★★★★★</w:t>
-            </w:r>
-          </w:p>
-        </w:tc>
-        <w:tc>
-          <w:tcPr>
-            <w:tcW w:type="dxa" w:w="1728"/>
-          </w:tcPr>
-          <w:p>
-            <w:pPr>
-              <w:jc w:val="center"/>
-            </w:pPr>
-            <w:r>
-              <w:rPr>
-                <w:color w:val="2ECC71"/>
-                <w:sz w:val="20"/>
-              </w:rPr>
-              <w:t>★★★★☆</w:t>
-            </w:r>
-          </w:p>
-        </w:tc>
-        <w:tc>
-          <w:tcPr>
-            <w:tcW w:type="dxa" w:w="1728"/>
-          </w:tcPr>
-          <w:p>
-            <w:pPr>
-              <w:jc w:val="center"/>
-            </w:pPr>
-            <w:r>
-              <w:rPr>
-                <w:color w:val="F1C40F"/>
-                <w:sz w:val="20"/>
-              </w:rPr>
-              <w:t>★★★☆☆</w:t>
-            </w:r>
-          </w:p>
-        </w:tc>
-        <w:tc>
-          <w:tcPr>
-            <w:tcW w:type="dxa" w:w="1728"/>
-          </w:tcPr>
-          <w:p>
-            <w:pPr>
-              <w:jc w:val="center"/>
-            </w:pPr>
-            <w:r>
-              <w:rPr>
-                <w:color w:val="2ECC71"/>
-                <w:sz w:val="20"/>
-              </w:rPr>
-              <w:t>★★★★☆</w:t>
-            </w:r>
-          </w:p>
-        </w:tc>
-      </w:tr>
-      <w:tr>
-        <w:tc>
-          <w:tcPr>
-            <w:tcW w:type="dxa" w:w="1728"/>
-            <w:shd w:fill="ECF0F1"/>
-          </w:tcPr>
-          <w:p>
-            <w:pPr>
-              <w:jc w:val="left"/>
-            </w:pPr>
-            <w:r>
-              <w:rPr>
-                <w:b/>
-                <w:sz w:val="20"/>
-              </w:rPr>
-              <w:t>Revenue Potential</w:t>
-            </w:r>
-          </w:p>
-        </w:tc>
-        <w:tc>
-          <w:tcPr>
-            <w:tcW w:type="dxa" w:w="1728"/>
-          </w:tcPr>
-          <w:p>
-            <w:pPr>
-              <w:jc w:val="center"/>
-            </w:pPr>
-            <w:r>
-              <w:rPr>
-                <w:color w:val="2ECC71"/>
-                <w:sz w:val="20"/>
-              </w:rPr>
-              <w:t>★★★★☆</w:t>
-            </w:r>
-          </w:p>
-        </w:tc>
-        <w:tc>
-          <w:tcPr>
-            <w:tcW w:type="dxa" w:w="1728"/>
-          </w:tcPr>
-          <w:p>
-            <w:pPr>
-              <w:jc w:val="center"/>
-            </w:pPr>
-            <w:r>
-              <w:rPr>
-                <w:color w:val="2ECC71"/>
-                <w:sz w:val="20"/>
-              </w:rPr>
-              <w:t>★★★★★</w:t>
-            </w:r>
-          </w:p>
-        </w:tc>
-        <w:tc>
-          <w:tcPr>
-            <w:tcW w:type="dxa" w:w="1728"/>
-          </w:tcPr>
-          <w:p>
-            <w:pPr>
-              <w:jc w:val="center"/>
-            </w:pPr>
-            <w:r>
-              <w:rPr>
-                <w:color w:val="F1C40F"/>
-                <w:sz w:val="20"/>
-              </w:rPr>
-              <w:t>★★★☆☆</w:t>
-            </w:r>
-          </w:p>
-        </w:tc>
-        <w:tc>
-          <w:tcPr>
-            <w:tcW w:type="dxa" w:w="1728"/>
-          </w:tcPr>
-          <w:p>
-            <w:pPr>
-              <w:jc w:val="center"/>
-            </w:pPr>
-            <w:r>
-              <w:rPr>
-                <w:color w:val="2ECC71"/>
-                <w:sz w:val="20"/>
-              </w:rPr>
-              <w:t>★★★★☆</w:t>
-            </w:r>
-          </w:p>
-        </w:tc>
-      </w:tr>
-      <w:tr>
-        <w:tc>
-          <w:tcPr>
-            <w:tcW w:type="dxa" w:w="1728"/>
-            <w:shd w:fill="ECF0F1"/>
-          </w:tcPr>
-          <w:p>
-            <w:pPr>
-              <w:jc w:val="left"/>
-            </w:pPr>
-            <w:r>
-              <w:rPr>
-                <w:b/>
-                <w:sz w:val="20"/>
-              </w:rPr>
-              <w:t>Competitive Edge</w:t>
-            </w:r>
-          </w:p>
-        </w:tc>
-        <w:tc>
-          <w:tcPr>
-            <w:tcW w:type="dxa" w:w="1728"/>
-          </w:tcPr>
-          <w:p>
-            <w:pPr>
-              <w:jc w:val="center"/>
-            </w:pPr>
-            <w:r>
-              <w:rPr>
-                <w:color w:val="F1C40F"/>
-                <w:sz w:val="20"/>
-              </w:rPr>
-              <w:t>★★★☆☆</w:t>
-            </w:r>
-          </w:p>
-        </w:tc>
-        <w:tc>
-          <w:tcPr>
-            <w:tcW w:type="dxa" w:w="1728"/>
-          </w:tcPr>
-          <w:p>
-            <w:pPr>
-              <w:jc w:val="center"/>
-            </w:pPr>
-            <w:r>
-              <w:rPr>
-                <w:color w:val="2ECC71"/>
-                <w:sz w:val="20"/>
-              </w:rPr>
-              <w:t>★★★★★</w:t>
-            </w:r>
-          </w:p>
-        </w:tc>
-        <w:tc>
-          <w:tcPr>
-            <w:tcW w:type="dxa" w:w="1728"/>
-          </w:tcPr>
-          <w:p>
-            <w:pPr>
-              <w:jc w:val="center"/>
-            </w:pPr>
-            <w:r>
-              <w:rPr>
-                <w:color w:val="2ECC71"/>
-                <w:sz w:val="20"/>
-              </w:rPr>
-              <w:t>★★★★☆</w:t>
-            </w:r>
-          </w:p>
-        </w:tc>
-        <w:tc>
-          <w:tcPr>
-            <w:tcW w:type="dxa" w:w="1728"/>
-          </w:tcPr>
-          <w:p>
-            <w:pPr>
-              <w:jc w:val="center"/>
-            </w:pPr>
-            <w:r>
-              <w:rPr>
-                <w:color w:val="2ECC71"/>
-                <w:sz w:val="20"/>
-              </w:rPr>
-              <w:t>★★★★★</w:t>
+              </w:rPr>
+              <w:t>Augmented Reality</w:t>
+            </w:r>
+          </w:p>
+        </w:tc>
+        <w:tc>
+          <w:tcPr>
+            <w:tcW w:type="dxa" w:w="2880"/>
+          </w:tcPr>
+          <w:p>
+            <w:r>
+              <w:t>Virtual product try-on experiences allowing customers to visualize products in their environment before purchasing.</w:t>
             </w:r>
           </w:p>
         </w:tc>
